--- a/docs/Kuja_Portfolio/01_Kuja_Grant/Kuja_Grant_v8.0_Technical_Specification.docx
+++ b/docs/Kuja_Portfolio/01_Kuja_Grant/Kuja_Grant_v8.0_Technical_Specification.docx
@@ -73,7 +73,7 @@
           <w:sz w:val="24"/>
           <w:szCs w:val="24"/>
         </w:rPr>
-        <w:t xml:space="preserve">Version 8.0</w:t>
+        <w:t>Version 8.1</w:t>
       </w:r>
     </w:p>
     <w:p>
@@ -99,7 +99,7 @@
           <w:sz w:val="20"/>
           <w:szCs w:val="20"/>
         </w:rPr>
-        <w:t xml:space="preserve">Production reference build: 1a6e661d9fa2</w:t>
+        <w:t>Production reference build: c1974324cae4</w:t>
       </w:r>
     </w:p>
     <w:p>
@@ -7926,6 +7926,713 @@
       </w:r>
       <w:r>
         <w:t xml:space="preserve">This specification reflects the production build referenced on the cover. For live figures, query /api/version.</w:t>
+      </w:r>
+    </w:p>
+    <w:p>
+      <w:r>
+        <w:br w:type="page"/>
+      </w:r>
+    </w:p>
+    <w:p>
+      <w:pPr>
+        <w:spacing w:before="0" w:after="120"/>
+      </w:pPr>
+      <w:r>
+        <w:rPr>
+          <w:b/>
+          <w:color w:val="1F3864"/>
+          <w:sz w:val="34"/>
+        </w:rPr>
+        <w:t>Addendum A - Phase 717: Guided Field Workflow (Technical)</w:t>
+      </w:r>
+    </w:p>
+    <w:p>
+      <w:r>
+        <w:t>Revision 2026-07-09 (Phase 717 guided-field-workflow wave). Deployed to production 2026-07-08/09; production reference build c1974324cae4 (https://web-production-6f8a.up.railway.app). This addendum records the guidance-engine wave shipped after the base document was issued; all other sections remain current.</w:t>
+      </w:r>
+    </w:p>
+    <w:p>
+      <w:pPr>
+        <w:spacing w:before="280" w:after="120"/>
+      </w:pPr>
+      <w:r>
+        <w:rPr>
+          <w:b/>
+          <w:color w:val="1F3864"/>
+          <w:sz w:val="26"/>
+        </w:rPr>
+        <w:t>New endpoint: GET /api/proximate/disbursements/preflight</w:t>
+      </w:r>
+    </w:p>
+    <w:p>
+      <w:r>
+        <w:t>Login-required. Given a partner (and optional amount), returns the exact preconditions a release needs before the OB submits, so the client can render a 'why blocked' panel. Accepts either amount or amount_usd.</w:t>
+      </w:r>
+    </w:p>
+    <w:tbl>
+      <w:tblPr>
+        <w:tblW w:type="auto" w:w="0"/>
+        <w:tblLook w:firstColumn="1" w:firstRow="1" w:lastColumn="0" w:lastRow="0" w:noHBand="0" w:noVBand="1" w:val="04A0"/>
+        <w:tblBorders>
+          <w:top w:val="single" w:sz="6" w:space="0" w:color="BFBFBF"/>
+          <w:left w:val="single" w:sz="6" w:space="0" w:color="BFBFBF"/>
+          <w:bottom w:val="single" w:sz="6" w:space="0" w:color="BFBFBF"/>
+          <w:right w:val="single" w:sz="6" w:space="0" w:color="BFBFBF"/>
+          <w:insideH w:val="single" w:sz="6" w:space="0" w:color="BFBFBF"/>
+          <w:insideV w:val="single" w:sz="6" w:space="0" w:color="BFBFBF"/>
+        </w:tblBorders>
+      </w:tblPr>
+      <w:tblGrid>
+        <w:gridCol w:w="3120"/>
+        <w:gridCol w:w="3120"/>
+        <w:gridCol w:w="3120"/>
+      </w:tblGrid>
+      <w:tr>
+        <w:tc>
+          <w:tcPr>
+            <w:tcW w:type="dxa" w:w="3120"/>
+          </w:tcPr>
+          <w:p>
+            <w:r/>
+            <w:r>
+              <w:rPr>
+                <w:b/>
+              </w:rPr>
+              <w:t>Field</w:t>
+            </w:r>
+          </w:p>
+        </w:tc>
+        <w:tc>
+          <w:tcPr>
+            <w:tcW w:type="dxa" w:w="3120"/>
+          </w:tcPr>
+          <w:p>
+            <w:r/>
+            <w:r>
+              <w:rPr>
+                <w:b/>
+              </w:rPr>
+              <w:t>Type</w:t>
+            </w:r>
+          </w:p>
+        </w:tc>
+        <w:tc>
+          <w:tcPr>
+            <w:tcW w:type="dxa" w:w="3120"/>
+          </w:tcPr>
+          <w:p>
+            <w:r/>
+            <w:r>
+              <w:rPr>
+                <w:b/>
+              </w:rPr>
+              <w:t>Notes</w:t>
+            </w:r>
+          </w:p>
+        </w:tc>
+      </w:tr>
+      <w:tr>
+        <w:tc>
+          <w:tcPr>
+            <w:tcW w:type="dxa" w:w="3120"/>
+          </w:tcPr>
+          <w:p>
+            <w:r>
+              <w:t>partner_id</w:t>
+            </w:r>
+          </w:p>
+        </w:tc>
+        <w:tc>
+          <w:tcPr>
+            <w:tcW w:type="dxa" w:w="3120"/>
+          </w:tcPr>
+          <w:p>
+            <w:r>
+              <w:t>query int (required)</w:t>
+            </w:r>
+          </w:p>
+        </w:tc>
+        <w:tc>
+          <w:tcPr>
+            <w:tcW w:type="dxa" w:w="3120"/>
+          </w:tcPr>
+          <w:p>
+            <w:r>
+              <w:t>Partner to evaluate.</w:t>
+            </w:r>
+          </w:p>
+        </w:tc>
+      </w:tr>
+      <w:tr>
+        <w:tc>
+          <w:tcPr>
+            <w:tcW w:type="dxa" w:w="3120"/>
+          </w:tcPr>
+          <w:p>
+            <w:r>
+              <w:t>amount / amount_usd</w:t>
+            </w:r>
+          </w:p>
+        </w:tc>
+        <w:tc>
+          <w:tcPr>
+            <w:tcW w:type="dxa" w:w="3120"/>
+          </w:tcPr>
+          <w:p>
+            <w:r>
+              <w:t>query float (optional)</w:t>
+            </w:r>
+          </w:p>
+        </w:tc>
+        <w:tc>
+          <w:tcPr>
+            <w:tcW w:type="dxa" w:w="3120"/>
+          </w:tcPr>
+          <w:p>
+            <w:r>
+              <w:t>Either alias accepted; drives capital class + cosign count.</w:t>
+            </w:r>
+          </w:p>
+        </w:tc>
+      </w:tr>
+      <w:tr>
+        <w:tc>
+          <w:tcPr>
+            <w:tcW w:type="dxa" w:w="3120"/>
+          </w:tcPr>
+          <w:p>
+            <w:r>
+              <w:t>partner_status</w:t>
+            </w:r>
+          </w:p>
+        </w:tc>
+        <w:tc>
+          <w:tcPr>
+            <w:tcW w:type="dxa" w:w="3120"/>
+          </w:tcPr>
+          <w:p>
+            <w:r>
+              <w:t>string</w:t>
+            </w:r>
+          </w:p>
+        </w:tc>
+        <w:tc>
+          <w:tcPr>
+            <w:tcW w:type="dxa" w:w="3120"/>
+          </w:tcPr>
+          <w:p>
+            <w:r>
+              <w:t>e.g. dd_clear, dd_pending, suspended.</w:t>
+            </w:r>
+          </w:p>
+        </w:tc>
+      </w:tr>
+      <w:tr>
+        <w:tc>
+          <w:tcPr>
+            <w:tcW w:type="dxa" w:w="3120"/>
+          </w:tcPr>
+          <w:p>
+            <w:r>
+              <w:t>can_disburse</w:t>
+            </w:r>
+          </w:p>
+        </w:tc>
+        <w:tc>
+          <w:tcPr>
+            <w:tcW w:type="dxa" w:w="3120"/>
+          </w:tcPr>
+          <w:p>
+            <w:r>
+              <w:t>bool</w:t>
+            </w:r>
+          </w:p>
+        </w:tc>
+        <w:tc>
+          <w:tcPr>
+            <w:tcW w:type="dxa" w:w="3120"/>
+          </w:tcPr>
+          <w:p>
+            <w:r>
+              <w:t>True when there are no hard blockers.</w:t>
+            </w:r>
+          </w:p>
+        </w:tc>
+      </w:tr>
+      <w:tr>
+        <w:tc>
+          <w:tcPr>
+            <w:tcW w:type="dxa" w:w="3120"/>
+          </w:tcPr>
+          <w:p>
+            <w:r>
+              <w:t>blockers[]</w:t>
+            </w:r>
+          </w:p>
+        </w:tc>
+        <w:tc>
+          <w:tcPr>
+            <w:tcW w:type="dxa" w:w="3120"/>
+          </w:tcPr>
+          <w:p>
+            <w:r>
+              <w:t>array</w:t>
+            </w:r>
+          </w:p>
+        </w:tc>
+        <w:tc>
+          <w:tcPr>
+            <w:tcW w:type="dxa" w:w="3120"/>
+          </w:tcPr>
+          <w:p>
+            <w:r>
+              <w:t>Hard stops: {code, cta_code, message, href}.</w:t>
+            </w:r>
+          </w:p>
+        </w:tc>
+      </w:tr>
+      <w:tr>
+        <w:tc>
+          <w:tcPr>
+            <w:tcW w:type="dxa" w:w="3120"/>
+          </w:tcPr>
+          <w:p>
+            <w:r>
+              <w:t>warnings[]</w:t>
+            </w:r>
+          </w:p>
+        </w:tc>
+        <w:tc>
+          <w:tcPr>
+            <w:tcW w:type="dxa" w:w="3120"/>
+          </w:tcPr>
+          <w:p>
+            <w:r>
+              <w:t>array</w:t>
+            </w:r>
+          </w:p>
+        </w:tc>
+        <w:tc>
+          <w:tcPr>
+            <w:tcW w:type="dxa" w:w="3120"/>
+          </w:tcPr>
+          <w:p>
+            <w:r>
+              <w:t>Advisory: {code, cta_code?, message, href?}.</w:t>
+            </w:r>
+          </w:p>
+        </w:tc>
+      </w:tr>
+      <w:tr>
+        <w:tc>
+          <w:tcPr>
+            <w:tcW w:type="dxa" w:w="3120"/>
+          </w:tcPr>
+          <w:p>
+            <w:r>
+              <w:t>cosigners_required</w:t>
+            </w:r>
+          </w:p>
+        </w:tc>
+        <w:tc>
+          <w:tcPr>
+            <w:tcW w:type="dxa" w:w="3120"/>
+          </w:tcPr>
+          <w:p>
+            <w:r>
+              <w:t>int</w:t>
+            </w:r>
+          </w:p>
+        </w:tc>
+        <w:tc>
+          <w:tcPr>
+            <w:tcW w:type="dxa" w:w="3120"/>
+          </w:tcPr>
+          <w:p>
+            <w:r>
+              <w:t>SoP ladder: &gt;$10k=1, &gt;$50k=2, &gt;$200k=3.</w:t>
+            </w:r>
+          </w:p>
+        </w:tc>
+      </w:tr>
+      <w:tr>
+        <w:tc>
+          <w:tcPr>
+            <w:tcW w:type="dxa" w:w="3120"/>
+          </w:tcPr>
+          <w:p>
+            <w:r>
+              <w:t>capital_class</w:t>
+            </w:r>
+          </w:p>
+        </w:tc>
+        <w:tc>
+          <w:tcPr>
+            <w:tcW w:type="dxa" w:w="3120"/>
+          </w:tcPr>
+          <w:p>
+            <w:r>
+              <w:t>string</w:t>
+            </w:r>
+          </w:p>
+        </w:tc>
+        <w:tc>
+          <w:tcPr>
+            <w:tcW w:type="dxa" w:w="3120"/>
+          </w:tcPr>
+          <w:p>
+            <w:r>
+              <w:t>small / medium / large per Sudan SoP-13 thresholds.</w:t>
+            </w:r>
+          </w:p>
+        </w:tc>
+      </w:tr>
+    </w:tbl>
+    <w:p>
+      <w:r>
+        <w:t>Blocker / warning codes and their remediation CTA codes:</w:t>
+      </w:r>
+    </w:p>
+    <w:tbl>
+      <w:tblPr>
+        <w:tblW w:type="auto" w:w="0"/>
+        <w:tblLook w:firstColumn="1" w:firstRow="1" w:lastColumn="0" w:lastRow="0" w:noHBand="0" w:noVBand="1" w:val="04A0"/>
+        <w:tblBorders>
+          <w:top w:val="single" w:sz="6" w:space="0" w:color="BFBFBF"/>
+          <w:left w:val="single" w:sz="6" w:space="0" w:color="BFBFBF"/>
+          <w:bottom w:val="single" w:sz="6" w:space="0" w:color="BFBFBF"/>
+          <w:right w:val="single" w:sz="6" w:space="0" w:color="BFBFBF"/>
+          <w:insideH w:val="single" w:sz="6" w:space="0" w:color="BFBFBF"/>
+          <w:insideV w:val="single" w:sz="6" w:space="0" w:color="BFBFBF"/>
+        </w:tblBorders>
+      </w:tblPr>
+      <w:tblGrid>
+        <w:gridCol w:w="2340"/>
+        <w:gridCol w:w="2340"/>
+        <w:gridCol w:w="2340"/>
+        <w:gridCol w:w="2340"/>
+      </w:tblGrid>
+      <w:tr>
+        <w:tc>
+          <w:tcPr>
+            <w:tcW w:type="dxa" w:w="2340"/>
+          </w:tcPr>
+          <w:p>
+            <w:r/>
+            <w:r>
+              <w:rPr>
+                <w:b/>
+              </w:rPr>
+              <w:t>Code</w:t>
+            </w:r>
+          </w:p>
+        </w:tc>
+        <w:tc>
+          <w:tcPr>
+            <w:tcW w:type="dxa" w:w="2340"/>
+          </w:tcPr>
+          <w:p>
+            <w:r/>
+            <w:r>
+              <w:rPr>
+                <w:b/>
+              </w:rPr>
+              <w:t>Severity</w:t>
+            </w:r>
+          </w:p>
+        </w:tc>
+        <w:tc>
+          <w:tcPr>
+            <w:tcW w:type="dxa" w:w="2340"/>
+          </w:tcPr>
+          <w:p>
+            <w:r/>
+            <w:r>
+              <w:rPr>
+                <w:b/>
+              </w:rPr>
+              <w:t>cta_code</w:t>
+            </w:r>
+          </w:p>
+        </w:tc>
+        <w:tc>
+          <w:tcPr>
+            <w:tcW w:type="dxa" w:w="2340"/>
+          </w:tcPr>
+          <w:p>
+            <w:r/>
+            <w:r>
+              <w:rPr>
+                <w:b/>
+              </w:rPr>
+              <w:t>Meaning</w:t>
+            </w:r>
+          </w:p>
+        </w:tc>
+      </w:tr>
+      <w:tr>
+        <w:tc>
+          <w:tcPr>
+            <w:tcW w:type="dxa" w:w="2340"/>
+          </w:tcPr>
+          <w:p>
+            <w:r>
+              <w:t>partner_suspended</w:t>
+            </w:r>
+          </w:p>
+        </w:tc>
+        <w:tc>
+          <w:tcPr>
+            <w:tcW w:type="dxa" w:w="2340"/>
+          </w:tcPr>
+          <w:p>
+            <w:r>
+              <w:t>blocker</w:t>
+            </w:r>
+          </w:p>
+        </w:tc>
+        <w:tc>
+          <w:tcPr>
+            <w:tcW w:type="dxa" w:w="2340"/>
+          </w:tcPr>
+          <w:p>
+            <w:r>
+              <w:t>lift_suspension</w:t>
+            </w:r>
+          </w:p>
+        </w:tc>
+        <w:tc>
+          <w:tcPr>
+            <w:tcW w:type="dxa" w:w="2340"/>
+          </w:tcPr>
+          <w:p>
+            <w:r>
+              <w:t>Partner is suspended.</w:t>
+            </w:r>
+          </w:p>
+        </w:tc>
+      </w:tr>
+      <w:tr>
+        <w:tc>
+          <w:tcPr>
+            <w:tcW w:type="dxa" w:w="2340"/>
+          </w:tcPr>
+          <w:p>
+            <w:r>
+              <w:t>no_method</w:t>
+            </w:r>
+          </w:p>
+        </w:tc>
+        <w:tc>
+          <w:tcPr>
+            <w:tcW w:type="dxa" w:w="2340"/>
+          </w:tcPr>
+          <w:p>
+            <w:r>
+              <w:t>blocker</w:t>
+            </w:r>
+          </w:p>
+        </w:tc>
+        <w:tc>
+          <w:tcPr>
+            <w:tcW w:type="dxa" w:w="2340"/>
+          </w:tcPr>
+          <w:p>
+            <w:r>
+              <w:t>add_route</w:t>
+            </w:r>
+          </w:p>
+        </w:tc>
+        <w:tc>
+          <w:tcPr>
+            <w:tcW w:type="dxa" w:w="2340"/>
+          </w:tcPr>
+          <w:p>
+            <w:r>
+              <w:t>No disbursement route on file.</w:t>
+            </w:r>
+          </w:p>
+        </w:tc>
+      </w:tr>
+      <w:tr>
+        <w:tc>
+          <w:tcPr>
+            <w:tcW w:type="dxa" w:w="2340"/>
+          </w:tcPr>
+          <w:p>
+            <w:r>
+              <w:t>partner_not_cleared</w:t>
+            </w:r>
+          </w:p>
+        </w:tc>
+        <w:tc>
+          <w:tcPr>
+            <w:tcW w:type="dxa" w:w="2340"/>
+          </w:tcPr>
+          <w:p>
+            <w:r>
+              <w:t>warning</w:t>
+            </w:r>
+          </w:p>
+        </w:tc>
+        <w:tc>
+          <w:tcPr>
+            <w:tcW w:type="dxa" w:w="2340"/>
+          </w:tcPr>
+          <w:p>
+            <w:r>
+              <w:t>clear_dd</w:t>
+            </w:r>
+          </w:p>
+        </w:tc>
+        <w:tc>
+          <w:tcPr>
+            <w:tcW w:type="dxa" w:w="2340"/>
+          </w:tcPr>
+          <w:p>
+            <w:r>
+              <w:t>Due diligence not complete.</w:t>
+            </w:r>
+          </w:p>
+        </w:tc>
+      </w:tr>
+      <w:tr>
+        <w:tc>
+          <w:tcPr>
+            <w:tcW w:type="dxa" w:w="2340"/>
+          </w:tcPr>
+          <w:p>
+            <w:r>
+              <w:t>method_unverified</w:t>
+            </w:r>
+          </w:p>
+        </w:tc>
+        <w:tc>
+          <w:tcPr>
+            <w:tcW w:type="dxa" w:w="2340"/>
+          </w:tcPr>
+          <w:p>
+            <w:r>
+              <w:t>warning</w:t>
+            </w:r>
+          </w:p>
+        </w:tc>
+        <w:tc>
+          <w:tcPr>
+            <w:tcW w:type="dxa" w:w="2340"/>
+          </w:tcPr>
+          <w:p>
+            <w:r>
+              <w:t>verify_route</w:t>
+            </w:r>
+          </w:p>
+        </w:tc>
+        <w:tc>
+          <w:tcPr>
+            <w:tcW w:type="dxa" w:w="2340"/>
+          </w:tcPr>
+          <w:p>
+            <w:r>
+              <w:t>A route exists but is unverified.</w:t>
+            </w:r>
+          </w:p>
+        </w:tc>
+      </w:tr>
+      <w:tr>
+        <w:tc>
+          <w:tcPr>
+            <w:tcW w:type="dxa" w:w="2340"/>
+          </w:tcPr>
+          <w:p>
+            <w:r>
+              <w:t>cosign_required</w:t>
+            </w:r>
+          </w:p>
+        </w:tc>
+        <w:tc>
+          <w:tcPr>
+            <w:tcW w:type="dxa" w:w="2340"/>
+          </w:tcPr>
+          <w:p>
+            <w:r>
+              <w:t>warning</w:t>
+            </w:r>
+          </w:p>
+        </w:tc>
+        <w:tc>
+          <w:tcPr>
+            <w:tcW w:type="dxa" w:w="2340"/>
+          </w:tcPr>
+          <w:p>
+            <w:r>
+              <w:t>(none)</w:t>
+            </w:r>
+          </w:p>
+        </w:tc>
+        <w:tc>
+          <w:tcPr>
+            <w:tcW w:type="dxa" w:w="2340"/>
+          </w:tcPr>
+          <w:p>
+            <w:r>
+              <w:t>Amount needs N co-signatures.</w:t>
+            </w:r>
+          </w:p>
+        </w:tc>
+      </w:tr>
+    </w:tbl>
+    <w:p>
+      <w:pPr>
+        <w:spacing w:before="280" w:after="120"/>
+      </w:pPr>
+      <w:r>
+        <w:rPr>
+          <w:b/>
+          <w:color w:val="1F3864"/>
+          <w:sz w:val="26"/>
+        </w:rPr>
+        <w:t>Frontend guidance components</w:t>
+      </w:r>
+    </w:p>
+    <w:p>
+      <w:r>
+        <w:t>frontend/src/components/proximate/next-step.tsx exports one shared resolver rendered as three surfaces: NextStep (single next-action strip), PartnerJourney (Nominated-&gt;Verified stepper), and WhyBlocked (renders the preflight blockers/warnings with a precise, localized CTA per code). Wired onto /proximate/disbursements/new (why-blocked + ?partner= deep-link + actionable empty state) and partner detail (journey + create-from-here).</w:t>
+      </w:r>
+    </w:p>
+    <w:p>
+      <w:pPr>
+        <w:spacing w:before="280" w:after="120"/>
+      </w:pPr>
+      <w:r>
+        <w:rPr>
+          <w:b/>
+          <w:color w:val="1F3864"/>
+          <w:sz w:val="26"/>
+        </w:rPr>
+        <w:t>Internationalization</w:t>
+      </w:r>
+    </w:p>
+    <w:p>
+      <w:r>
+        <w:t>Guidance strings resolve through the useTranslation t() hook with an English key-miss fallback guard (t() returns the key itself when a key is absent, so a plain '|| fallback' never fires). 23 keys were added across all six locale files (en/ar/fr/sw/so/es) with Arabic authored. The two interpolated messages (partner_not_cleared, cosign_required) currently fall back to the English backend message pending parameterized i18n.</w:t>
+      </w:r>
+    </w:p>
+    <w:p>
+      <w:pPr>
+        <w:spacing w:before="280" w:after="120"/>
+      </w:pPr>
+      <w:r>
+        <w:rPr>
+          <w:b/>
+          <w:color w:val="1F3864"/>
+          <w:sz w:val="26"/>
+        </w:rPr>
+        <w:t>Seed / demo data</w:t>
+      </w:r>
+    </w:p>
+    <w:p>
+      <w:r>
+        <w:t>seed_proximate.py attaches a verified PartnerDisbursementMethod to the reliably-cleared partners (bank + hawala) so the disbursement happy path and the $10k/$50k cosign ladder are visible; it also seeds a stable route-unverified partner and prints a health signal (count of demo-ready partners, WARN if zero). The partner update branch reconciles display fields (name_ar, locality, bank) so a corrected fixture value self-heals on the next boot while SEED_PROXIMATE_ON_BOOT is enabled.</w:t>
       </w:r>
     </w:p>
     <w:sectPr>
